--- a/contenus/trames/spartoo-trame-eleve.docx
+++ b/contenus/trames/spartoo-trame-eleve.docx
@@ -10,13 +10,46 @@
         <w:spacing w:after="40"/>
       </w:pPr>
       <w:r>
+        <w:drawing>
+          <wp:inline xmlns:a="http://schemas.openxmlformats.org/drawingml/2006/main" xmlns:pic="http://schemas.openxmlformats.org/drawingml/2006/picture">
+            <wp:extent cx="413999" cy="413999"/>
+            <wp:docPr id="1" name="Picture 1"/>
+            <wp:cNvGraphicFramePr>
+              <a:graphicFrameLocks noChangeAspect="1"/>
+            </wp:cNvGraphicFramePr>
+            <a:graphic>
+              <a:graphicData uri="http://schemas.openxmlformats.org/drawingml/2006/picture">
+                <pic:pic>
+                  <pic:nvPicPr>
+                    <pic:cNvPr id="0" name="logo.png"/>
+                    <pic:cNvPicPr/>
+                  </pic:nvPicPr>
+                  <pic:blipFill>
+                    <a:blip r:embed="rId9"/>
+                    <a:stretch>
+                      <a:fillRect/>
+                    </a:stretch>
+                  </pic:blipFill>
+                  <pic:spPr>
+                    <a:xfrm>
+                      <a:off x="0" y="0"/>
+                      <a:ext cx="413999" cy="413999"/>
+                    </a:xfrm>
+                    <a:prstGeom prst="rect"/>
+                  </pic:spPr>
+                </pic:pic>
+              </a:graphicData>
+            </a:graphic>
+          </wp:inline>
+        </w:drawing>
+      </w:r>
+      <w:r>
         <w:rPr>
-          <w:rFonts w:ascii="Consolas" w:hAnsi="Consolas"/>
           <w:b/>
-          <w:color w:val="B4530F"/>
-          <w:sz w:val="20"/>
+          <w:color w:val="2C4A63"/>
+          <w:sz w:val="40"/>
         </w:rPr>
-        <w:t>PREPALOG  ·  LOGISIM  ·  SPARTOO</w:t>
+        <w:t xml:space="preserve">  Logisim</w:t>
       </w:r>
       <w:r>
         <w:tab/>
@@ -24,8 +57,8 @@
       <w:r>
         <w:drawing>
           <wp:inline xmlns:a="http://schemas.openxmlformats.org/drawingml/2006/main" xmlns:pic="http://schemas.openxmlformats.org/drawingml/2006/picture">
-            <wp:extent cx="576000" cy="576000"/>
-            <wp:docPr id="1" name="Picture 1"/>
+            <wp:extent cx="540000" cy="540000"/>
+            <wp:docPr id="2" name="Picture 2"/>
             <wp:cNvGraphicFramePr>
               <a:graphicFrameLocks noChangeAspect="1"/>
             </wp:cNvGraphicFramePr>
@@ -37,7 +70,7 @@
                     <pic:cNvPicPr/>
                   </pic:nvPicPr>
                   <pic:blipFill>
-                    <a:blip r:embed="rId9"/>
+                    <a:blip r:embed="rId10"/>
                     <a:stretch>
                       <a:fillRect/>
                     </a:stretch>
@@ -45,7 +78,7 @@
                   <pic:spPr>
                     <a:xfrm>
                       <a:off x="0" y="0"/>
-                      <a:ext cx="576000" cy="576000"/>
+                      <a:ext cx="540000" cy="540000"/>
                     </a:xfrm>
                     <a:prstGeom prst="rect"/>
                   </pic:spPr>
@@ -89,7 +122,7 @@
       </w:tblGrid>
       <w:tr>
         <w:trPr>
-          <w:trHeight w:val="499"/>
+          <w:trHeight w:val="465"/>
         </w:trPr>
         <w:tc>
           <w:tcPr>
@@ -144,7 +177,7 @@
       </w:tr>
       <w:tr>
         <w:trPr>
-          <w:trHeight w:val="499"/>
+          <w:trHeight w:val="465"/>
         </w:trPr>
         <w:tc>
           <w:tcPr>
@@ -199,7 +232,7 @@
       </w:tr>
       <w:tr>
         <w:trPr>
-          <w:trHeight w:val="499"/>
+          <w:trHeight w:val="465"/>
         </w:trPr>
         <w:tc>
           <w:tcPr>
@@ -4011,7 +4044,7 @@
     </w:p>
     <w:sectPr>
       <w:pgSz w:w="12240" w:h="15840"/>
-      <w:pgMar w:top="850" w:right="1077" w:bottom="850" w:left="1077" w:header="720" w:footer="720" w:gutter="0"/>
+      <w:pgMar w:top="680" w:right="1077" w:bottom="737" w:left="1077" w:header="720" w:footer="720" w:gutter="0"/>
       <w:cols w:space="720"/>
       <w:docGrid w:linePitch="360"/>
     </w:sectPr>

--- a/contenus/trames/spartoo-trame-eleve.docx
+++ b/contenus/trames/spartoo-trame-eleve.docx
@@ -46,7 +46,7 @@
       <w:r>
         <w:rPr>
           <w:b/>
-          <w:color w:val="2C4A63"/>
+          <w:color w:val="111111"/>
           <w:sz w:val="40"/>
         </w:rPr>
         <w:t xml:space="preserve">  Logisim</w:t>
@@ -96,7 +96,7 @@
       <w:r>
         <w:rPr>
           <w:b/>
-          <w:color w:val="2C4A63"/>
+          <w:color w:val="111111"/>
           <w:sz w:val="36"/>
         </w:rPr>
         <w:t>Carnet de suivi — Étapes de la prise en main</w:t>
@@ -127,7 +127,7 @@
         <w:tc>
           <w:tcPr>
             <w:tcW w:type="dxa" w:w="2521"/>
-            <w:shd w:fill="E8EDF2"/>
+            <w:shd w:fill="E8E8E8"/>
           </w:tcPr>
           <w:p>
             <w:pPr>
@@ -136,7 +136,7 @@
             <w:r>
               <w:rPr>
                 <w:b/>
-                <w:color w:val="2C4A63"/>
+                <w:color w:val="111111"/>
                 <w:sz w:val="20"/>
               </w:rPr>
               <w:t>Nom</w:t>
@@ -152,7 +152,7 @@
         <w:tc>
           <w:tcPr>
             <w:tcW w:type="dxa" w:w="2521"/>
-            <w:shd w:fill="E8EDF2"/>
+            <w:shd w:fill="E8E8E8"/>
           </w:tcPr>
           <w:p>
             <w:pPr>
@@ -161,7 +161,7 @@
             <w:r>
               <w:rPr>
                 <w:b/>
-                <w:color w:val="2C4A63"/>
+                <w:color w:val="111111"/>
                 <w:sz w:val="20"/>
               </w:rPr>
               <w:t>Prénom</w:t>
@@ -182,7 +182,7 @@
         <w:tc>
           <w:tcPr>
             <w:tcW w:type="dxa" w:w="2521"/>
-            <w:shd w:fill="E8EDF2"/>
+            <w:shd w:fill="E8E8E8"/>
           </w:tcPr>
           <w:p>
             <w:pPr>
@@ -191,7 +191,7 @@
             <w:r>
               <w:rPr>
                 <w:b/>
-                <w:color w:val="2C4A63"/>
+                <w:color w:val="111111"/>
                 <w:sz w:val="20"/>
               </w:rPr>
               <w:t>Classe</w:t>
@@ -207,7 +207,7 @@
         <w:tc>
           <w:tcPr>
             <w:tcW w:type="dxa" w:w="2521"/>
-            <w:shd w:fill="E8EDF2"/>
+            <w:shd w:fill="E8E8E8"/>
           </w:tcPr>
           <w:p>
             <w:pPr>
@@ -216,7 +216,7 @@
             <w:r>
               <w:rPr>
                 <w:b/>
-                <w:color w:val="2C4A63"/>
+                <w:color w:val="111111"/>
                 <w:sz w:val="20"/>
               </w:rPr>
               <w:t>Date</w:t>
@@ -237,7 +237,7 @@
         <w:tc>
           <w:tcPr>
             <w:tcW w:type="dxa" w:w="2521"/>
-            <w:shd w:fill="E8EDF2"/>
+            <w:shd w:fill="E8E8E8"/>
           </w:tcPr>
           <w:p>
             <w:pPr>
@@ -246,7 +246,7 @@
             <w:r>
               <w:rPr>
                 <w:b/>
-                <w:color w:val="2C4A63"/>
+                <w:color w:val="111111"/>
                 <w:sz w:val="20"/>
               </w:rPr>
               <w:t>Matricule Prepalog</w:t>
@@ -293,7 +293,7 @@
         <w:tc>
           <w:tcPr>
             <w:tcW w:type="dxa" w:w="10086"/>
-            <w:shd w:fill="F1F4F7"/>
+            <w:shd w:fill="F2F2F2"/>
           </w:tcPr>
           <w:p>
             <w:pPr>
@@ -302,7 +302,7 @@
             <w:r>
               <w:rPr>
                 <w:b/>
-                <w:color w:val="2C4A63"/>
+                <w:color w:val="111111"/>
                 <w:sz w:val="20"/>
               </w:rPr>
               <w:t xml:space="preserve">Ce document est ta trame de travail : </w:t>
@@ -331,7 +331,7 @@
         <w:rPr>
           <w:rFonts w:ascii="Consolas" w:hAnsi="Consolas"/>
           <w:b/>
-          <w:color w:val="B4530F"/>
+          <w:color w:val="595959"/>
           <w:sz w:val="19"/>
         </w:rPr>
         <w:t>ÉTAPE 1</w:t>
@@ -345,7 +345,7 @@
       <w:r>
         <w:rPr>
           <w:b/>
-          <w:color w:val="2C4A63"/>
+          <w:color w:val="111111"/>
           <w:sz w:val="30"/>
         </w:rPr>
         <w:t>Découvrir l'entreprise Spartoo</w:t>
@@ -358,7 +358,7 @@
       <w:r>
         <w:rPr>
           <w:b w:val="0"/>
-          <w:color w:val="131A21"/>
+          <w:color w:val="1A1A1A"/>
           <w:sz w:val="22"/>
         </w:rPr>
         <w:t>Spartoo, l'entreprise dont Prepalog reprend le nom et l'activité, existe réellement : c'est un vrai site marchand français de vente de chaussures en ligne. Avant même d'ouvrir l'outil, fais une recherche sur Internet pour découvrir qui elle est.</w:t>
@@ -373,7 +373,7 @@
       <w:r>
         <w:rPr>
           <w:b/>
-          <w:color w:val="2C4A63"/>
+          <w:color w:val="111111"/>
           <w:sz w:val="22"/>
         </w:rPr>
         <w:t xml:space="preserve">1.  </w:t>
@@ -394,7 +394,7 @@
       <w:r>
         <w:rPr>
           <w:b/>
-          <w:color w:val="2C4A63"/>
+          <w:color w:val="111111"/>
           <w:sz w:val="22"/>
         </w:rPr>
         <w:t xml:space="preserve">2.  </w:t>
@@ -415,7 +415,7 @@
       <w:r>
         <w:rPr>
           <w:b/>
-          <w:color w:val="2C4A63"/>
+          <w:color w:val="111111"/>
           <w:sz w:val="22"/>
         </w:rPr>
         <w:t xml:space="preserve">3.  </w:t>
@@ -443,7 +443,7 @@
         <w:tc>
           <w:tcPr>
             <w:tcW w:type="dxa" w:w="10086"/>
-            <w:shd w:fill="FAFBFC"/>
+            <w:shd w:fill="FAFAFA"/>
           </w:tcPr>
           <w:p>
             <w:pPr>
@@ -476,7 +476,7 @@
         <w:tc>
           <w:tcPr>
             <w:tcW w:type="dxa" w:w="10086"/>
-            <w:shd w:fill="FAFBFC"/>
+            <w:shd w:fill="FAFAFA"/>
           </w:tcPr>
           <w:p>
             <w:pPr>
@@ -509,7 +509,7 @@
         <w:tc>
           <w:tcPr>
             <w:tcW w:type="dxa" w:w="10086"/>
-            <w:shd w:fill="FAFBFC"/>
+            <w:shd w:fill="FAFAFA"/>
           </w:tcPr>
           <w:p>
             <w:pPr>
@@ -563,7 +563,7 @@
         <w:tc>
           <w:tcPr>
             <w:tcW w:type="dxa" w:w="10086"/>
-            <w:shd w:fill="FAFBFC"/>
+            <w:shd w:fill="FAFAFA"/>
           </w:tcPr>
           <w:p>
             <w:pPr>
@@ -606,7 +606,7 @@
         <w:tc>
           <w:tcPr>
             <w:tcW w:type="dxa" w:w="10086"/>
-            <w:shd w:fill="FAFBFC"/>
+            <w:shd w:fill="FAFAFA"/>
           </w:tcPr>
           <w:p>
             <w:pPr>
@@ -665,7 +665,7 @@
         <w:rPr>
           <w:rFonts w:ascii="Consolas" w:hAnsi="Consolas"/>
           <w:b/>
-          <w:color w:val="B4530F"/>
+          <w:color w:val="595959"/>
           <w:sz w:val="19"/>
         </w:rPr>
         <w:t>ÉTAPE 2</w:t>
@@ -679,7 +679,7 @@
       <w:r>
         <w:rPr>
           <w:b/>
-          <w:color w:val="2C4A63"/>
+          <w:color w:val="111111"/>
           <w:sz w:val="30"/>
         </w:rPr>
         <w:t>Ouvrir ton environnement de travail</w:t>
@@ -693,7 +693,7 @@
       <w:r>
         <w:rPr>
           <w:b w:val="0"/>
-          <w:color w:val="131A21"/>
+          <w:color w:val="1A1A1A"/>
           <w:sz w:val="22"/>
         </w:rPr>
         <w:t>Maintenant que tu sais ce qu'est Spartoo, tu vas ouvrir l'environnement qui en reprend l'activité.</w:t>
@@ -713,7 +713,7 @@
         <w:tc>
           <w:tcPr>
             <w:tcW w:type="dxa" w:w="10086"/>
-            <w:shd w:fill="F1F4F7"/>
+            <w:shd w:fill="F2F2F2"/>
           </w:tcPr>
           <w:p>
             <w:pPr>
@@ -722,7 +722,7 @@
             <w:r>
               <w:rPr>
                 <w:b/>
-                <w:color w:val="2C4A63"/>
+                <w:color w:val="111111"/>
                 <w:sz w:val="20"/>
               </w:rPr>
               <w:t xml:space="preserve">Attention : </w:t>
@@ -751,7 +751,7 @@
       <w:r>
         <w:rPr>
           <w:b/>
-          <w:color w:val="2C4A63"/>
+          <w:color w:val="111111"/>
           <w:sz w:val="22"/>
         </w:rPr>
         <w:t xml:space="preserve">1.  </w:t>
@@ -772,7 +772,7 @@
       <w:r>
         <w:rPr>
           <w:b/>
-          <w:color w:val="2C4A63"/>
+          <w:color w:val="111111"/>
           <w:sz w:val="22"/>
         </w:rPr>
         <w:t xml:space="preserve">2.  </w:t>
@@ -793,7 +793,7 @@
       <w:r>
         <w:rPr>
           <w:b/>
-          <w:color w:val="2C4A63"/>
+          <w:color w:val="111111"/>
           <w:sz w:val="22"/>
         </w:rPr>
         <w:t xml:space="preserve">3.  </w:t>
@@ -814,7 +814,7 @@
       <w:r>
         <w:rPr>
           <w:b/>
-          <w:color w:val="2C4A63"/>
+          <w:color w:val="111111"/>
           <w:sz w:val="22"/>
         </w:rPr>
         <w:t xml:space="preserve">4.  </w:t>
@@ -840,7 +840,7 @@
         <w:tc>
           <w:tcPr>
             <w:tcW w:type="dxa" w:w="10086"/>
-            <w:shd w:fill="F1F4F7"/>
+            <w:shd w:fill="F2F2F2"/>
           </w:tcPr>
           <w:p>
             <w:pPr>
@@ -849,7 +849,7 @@
             <w:r>
               <w:rPr>
                 <w:b/>
-                <w:color w:val="2C4A63"/>
+                <w:color w:val="111111"/>
                 <w:sz w:val="20"/>
               </w:rPr>
               <w:t xml:space="preserve">Garde bien ton matricule : </w:t>
@@ -877,7 +877,7 @@
       <w:r>
         <w:rPr>
           <w:b/>
-          <w:color w:val="131A21"/>
+          <w:color w:val="1A1A1A"/>
           <w:sz w:val="21"/>
         </w:rPr>
         <w:t>Observe l'écran d'accueil avant d'aller plus loin :</w:t>
@@ -899,7 +899,7 @@
         <w:tc>
           <w:tcPr>
             <w:tcW w:type="dxa" w:w="10086"/>
-            <w:shd w:fill="FAFBFC"/>
+            <w:shd w:fill="FAFAFA"/>
           </w:tcPr>
           <w:p>
             <w:pPr>
@@ -932,7 +932,7 @@
         <w:tc>
           <w:tcPr>
             <w:tcW w:type="dxa" w:w="10086"/>
-            <w:shd w:fill="FAFBFC"/>
+            <w:shd w:fill="FAFAFA"/>
           </w:tcPr>
           <w:p>
             <w:pPr>
@@ -965,7 +965,7 @@
         <w:tc>
           <w:tcPr>
             <w:tcW w:type="dxa" w:w="10086"/>
-            <w:shd w:fill="FAFBFC"/>
+            <w:shd w:fill="FAFAFA"/>
           </w:tcPr>
           <w:p>
             <w:pPr>
@@ -1014,7 +1014,7 @@
         <w:rPr>
           <w:rFonts w:ascii="Consolas" w:hAnsi="Consolas"/>
           <w:b/>
-          <w:color w:val="B4530F"/>
+          <w:color w:val="595959"/>
           <w:sz w:val="19"/>
         </w:rPr>
         <w:t>ÉTAPE 3</w:t>
@@ -1028,7 +1028,7 @@
       <w:r>
         <w:rPr>
           <w:b/>
-          <w:color w:val="2C4A63"/>
+          <w:color w:val="111111"/>
           <w:sz w:val="30"/>
         </w:rPr>
         <w:t>Repérer les fournisseurs et les clients</w:t>
@@ -1041,7 +1041,7 @@
       <w:r>
         <w:rPr>
           <w:b w:val="0"/>
-          <w:color w:val="131A21"/>
+          <w:color w:val="1A1A1A"/>
           <w:sz w:val="22"/>
         </w:rPr>
         <w:t>Va dans la rubrique Clients / Fournisseurs. Elle contient deux onglets.</w:t>
@@ -1055,7 +1055,7 @@
       <w:r>
         <w:rPr>
           <w:b/>
-          <w:color w:val="2C4A63"/>
+          <w:color w:val="111111"/>
           <w:sz w:val="23"/>
         </w:rPr>
         <w:t>Les fournisseurs</w:t>
@@ -1069,7 +1069,7 @@
       <w:r>
         <w:rPr>
           <w:b w:val="0"/>
-          <w:color w:val="131A21"/>
+          <w:color w:val="1A1A1A"/>
           <w:sz w:val="21"/>
         </w:rPr>
         <w:t>Ouvre l'onglet Fournisseurs. Ce sont les marques de chaussures qui livrent Spartoo (des vraies marques, mais avec des coordonnées fictives).</w:t>
@@ -1091,7 +1091,7 @@
         <w:tc>
           <w:tcPr>
             <w:tcW w:type="dxa" w:w="10086"/>
-            <w:shd w:fill="FAFBFC"/>
+            <w:shd w:fill="FAFAFA"/>
           </w:tcPr>
           <w:p>
             <w:pPr>
@@ -1145,7 +1145,7 @@
         <w:tc>
           <w:tcPr>
             <w:tcW w:type="dxa" w:w="10086"/>
-            <w:shd w:fill="FAFBFC"/>
+            <w:shd w:fill="FAFAFA"/>
           </w:tcPr>
           <w:p>
             <w:pPr>
@@ -1188,7 +1188,7 @@
         <w:tc>
           <w:tcPr>
             <w:tcW w:type="dxa" w:w="10086"/>
-            <w:shd w:fill="FAFBFC"/>
+            <w:shd w:fill="FAFAFA"/>
           </w:tcPr>
           <w:p>
             <w:pPr>
@@ -1243,7 +1243,7 @@
       <w:r>
         <w:rPr>
           <w:b/>
-          <w:color w:val="2C4A63"/>
+          <w:color w:val="111111"/>
           <w:sz w:val="23"/>
         </w:rPr>
         <w:t>Les clients</w:t>
@@ -1257,7 +1257,7 @@
       <w:r>
         <w:rPr>
           <w:b w:val="0"/>
-          <w:color w:val="131A21"/>
+          <w:color w:val="1A1A1A"/>
           <w:sz w:val="21"/>
         </w:rPr>
         <w:t>Ouvre l'onglet Clients.</w:t>
@@ -1279,7 +1279,7 @@
         <w:tc>
           <w:tcPr>
             <w:tcW w:type="dxa" w:w="10086"/>
-            <w:shd w:fill="FAFBFC"/>
+            <w:shd w:fill="FAFAFA"/>
           </w:tcPr>
           <w:p>
             <w:pPr>
@@ -1322,7 +1322,7 @@
         <w:tc>
           <w:tcPr>
             <w:tcW w:type="dxa" w:w="10086"/>
-            <w:shd w:fill="FAFBFC"/>
+            <w:shd w:fill="FAFAFA"/>
           </w:tcPr>
           <w:p>
             <w:pPr>
@@ -1381,7 +1381,7 @@
         <w:rPr>
           <w:rFonts w:ascii="Consolas" w:hAnsi="Consolas"/>
           <w:b/>
-          <w:color w:val="B4530F"/>
+          <w:color w:val="595959"/>
           <w:sz w:val="19"/>
         </w:rPr>
         <w:t>ÉTAPE 4</w:t>
@@ -1395,7 +1395,7 @@
       <w:r>
         <w:rPr>
           <w:b/>
-          <w:color w:val="2C4A63"/>
+          <w:color w:val="111111"/>
           <w:sz w:val="30"/>
         </w:rPr>
         <w:t>Comprendre la console et la commande .help</w:t>
@@ -1408,7 +1408,7 @@
       <w:r>
         <w:rPr>
           <w:b w:val="0"/>
-          <w:color w:val="131A21"/>
+          <w:color w:val="1A1A1A"/>
           <w:sz w:val="22"/>
         </w:rPr>
         <w:t>La console permet d'interroger et de modifier la base avec des commandes qui commencent toujours par un point. Les références ne sont pas sensibles à la casse (majuscules/minuscules).</w:t>
@@ -1423,7 +1423,7 @@
       <w:r>
         <w:rPr>
           <w:b/>
-          <w:color w:val="2C4A63"/>
+          <w:color w:val="111111"/>
           <w:sz w:val="22"/>
         </w:rPr>
         <w:t xml:space="preserve">1.  </w:t>
@@ -1444,7 +1444,7 @@
       <w:r>
         <w:rPr>
           <w:b/>
-          <w:color w:val="2C4A63"/>
+          <w:color w:val="111111"/>
           <w:sz w:val="22"/>
         </w:rPr>
         <w:t xml:space="preserve">2.  </w:t>
@@ -1465,7 +1465,7 @@
       <w:r>
         <w:rPr>
           <w:b/>
-          <w:color w:val="2C4A63"/>
+          <w:color w:val="111111"/>
           <w:sz w:val="22"/>
         </w:rPr>
         <w:t xml:space="preserve">3.  </w:t>
@@ -1493,7 +1493,7 @@
         <w:tc>
           <w:tcPr>
             <w:tcW w:type="dxa" w:w="10086"/>
-            <w:shd w:fill="FAFBFC"/>
+            <w:shd w:fill="FAFAFA"/>
           </w:tcPr>
           <w:p>
             <w:pPr>
@@ -1538,7 +1538,7 @@
       <w:r>
         <w:rPr>
           <w:b/>
-          <w:color w:val="131A21"/>
+          <w:color w:val="1A1A1A"/>
           <w:sz w:val="21"/>
         </w:rPr>
         <w:t>Cite 3 commandes de la liste (par exemple .getstock) et explique en une phrase ce que fait chacune :</w:t>
@@ -1558,7 +1558,7 @@
         <w:tc>
           <w:tcPr>
             <w:tcW w:type="dxa" w:w="2608"/>
-            <w:shd w:fill="E8EDF2"/>
+            <w:shd w:fill="E8E8E8"/>
           </w:tcPr>
           <w:p>
             <w:pPr>
@@ -1567,7 +1567,7 @@
             <w:r>
               <w:rPr>
                 <w:b/>
-                <w:color w:val="2C4A63"/>
+                <w:color w:val="111111"/>
                 <w:sz w:val="20"/>
               </w:rPr>
               <w:t>Commande</w:t>
@@ -1577,7 +1577,7 @@
         <w:tc>
           <w:tcPr>
             <w:tcW w:type="dxa" w:w="7030"/>
-            <w:shd w:fill="E8EDF2"/>
+            <w:shd w:fill="E8E8E8"/>
           </w:tcPr>
           <w:p>
             <w:pPr>
@@ -1586,7 +1586,7 @@
             <w:r>
               <w:rPr>
                 <w:b/>
-                <w:color w:val="2C4A63"/>
+                <w:color w:val="111111"/>
                 <w:sz w:val="20"/>
               </w:rPr>
               <w:t>Ce qu'elle fait</w:t>
@@ -1659,7 +1659,7 @@
       <w:r>
         <w:rPr>
           <w:b/>
-          <w:color w:val="131A21"/>
+          <w:color w:val="1A1A1A"/>
           <w:sz w:val="21"/>
         </w:rPr>
         <w:t>Teste maintenant deux commandes sur la référence PM-SUE (le modèle Puma Suede Classic XXI) :</w:t>
@@ -1681,7 +1681,7 @@
         <w:tc>
           <w:tcPr>
             <w:tcW w:type="dxa" w:w="10086"/>
-            <w:shd w:fill="FAFBFC"/>
+            <w:shd w:fill="FAFAFA"/>
           </w:tcPr>
           <w:p>
             <w:pPr>
@@ -1714,7 +1714,7 @@
         <w:tc>
           <w:tcPr>
             <w:tcW w:type="dxa" w:w="10086"/>
-            <w:shd w:fill="FAFBFC"/>
+            <w:shd w:fill="FAFAFA"/>
           </w:tcPr>
           <w:p>
             <w:pPr>
@@ -1766,7 +1766,7 @@
         <w:tc>
           <w:tcPr>
             <w:tcW w:type="dxa" w:w="10086"/>
-            <w:shd w:fill="F1F4F7"/>
+            <w:shd w:fill="F2F2F2"/>
           </w:tcPr>
           <w:p>
             <w:pPr>
@@ -1775,7 +1775,7 @@
             <w:r>
               <w:rPr>
                 <w:b/>
-                <w:color w:val="2C4A63"/>
+                <w:color w:val="111111"/>
                 <w:sz w:val="20"/>
               </w:rPr>
               <w:t xml:space="preserve">Rassure-toi : </w:t>
@@ -1807,7 +1807,7 @@
         <w:rPr>
           <w:rFonts w:ascii="Consolas" w:hAnsi="Consolas"/>
           <w:b/>
-          <w:color w:val="B4530F"/>
+          <w:color w:val="595959"/>
           <w:sz w:val="19"/>
         </w:rPr>
         <w:t>ÉTAPE 5</w:t>
@@ -1821,7 +1821,7 @@
       <w:r>
         <w:rPr>
           <w:b/>
-          <w:color w:val="2C4A63"/>
+          <w:color w:val="111111"/>
           <w:sz w:val="30"/>
         </w:rPr>
         <w:t>Répondre à une question client sur le stock</w:t>
@@ -1835,7 +1835,7 @@
       <w:r>
         <w:rPr>
           <w:b w:val="0"/>
-          <w:color w:val="131A21"/>
+          <w:color w:val="1A1A1A"/>
           <w:sz w:val="22"/>
         </w:rPr>
         <w:t>Léa Dubois, une cliente, a envoyé un message dans la messagerie de Spartoo. Ouvre-le dans la rubrique Messagerie, puis mène l'enquête toi-même pour pouvoir lui répondre.</w:t>
@@ -1857,7 +1857,7 @@
         <w:tc>
           <w:tcPr>
             <w:tcW w:type="dxa" w:w="10086"/>
-            <w:shd w:fill="FAFBFC"/>
+            <w:shd w:fill="FAFAFA"/>
           </w:tcPr>
           <w:p>
             <w:pPr>
@@ -1900,7 +1900,7 @@
         <w:tc>
           <w:tcPr>
             <w:tcW w:type="dxa" w:w="10086"/>
-            <w:shd w:fill="FAFBFC"/>
+            <w:shd w:fill="FAFAFA"/>
           </w:tcPr>
           <w:p>
             <w:pPr>
@@ -1964,7 +1964,7 @@
         <w:tc>
           <w:tcPr>
             <w:tcW w:type="dxa" w:w="10086"/>
-            <w:shd w:fill="FAFBFC"/>
+            <w:shd w:fill="FAFAFA"/>
           </w:tcPr>
           <w:p>
             <w:pPr>
@@ -1997,7 +1997,7 @@
         <w:tc>
           <w:tcPr>
             <w:tcW w:type="dxa" w:w="10086"/>
-            <w:shd w:fill="FAFBFC"/>
+            <w:shd w:fill="FAFAFA"/>
           </w:tcPr>
           <w:p>
             <w:pPr>
@@ -2030,7 +2030,7 @@
         <w:tc>
           <w:tcPr>
             <w:tcW w:type="dxa" w:w="10086"/>
-            <w:shd w:fill="FAFBFC"/>
+            <w:shd w:fill="FAFAFA"/>
           </w:tcPr>
           <w:p>
             <w:pPr>
@@ -2063,7 +2063,7 @@
         <w:tc>
           <w:tcPr>
             <w:tcW w:type="dxa" w:w="10086"/>
-            <w:shd w:fill="FAFBFC"/>
+            <w:shd w:fill="FAFAFA"/>
           </w:tcPr>
           <w:p>
             <w:pPr>
@@ -2108,7 +2108,7 @@
       <w:r>
         <w:rPr>
           <w:b/>
-          <w:color w:val="2C4A63"/>
+          <w:color w:val="111111"/>
           <w:sz w:val="23"/>
         </w:rPr>
         <w:t>Tu dois maintenant répondre au message</w:t>
@@ -2121,7 +2121,7 @@
       <w:r>
         <w:rPr>
           <w:b w:val="0"/>
-          <w:color w:val="131A21"/>
+          <w:color w:val="1A1A1A"/>
           <w:sz w:val="21"/>
         </w:rPr>
         <w:t>Avant de rédiger ta réponse, prends connaissance de ce qu'attend un message professionnel :</w:t>
@@ -2141,13 +2141,13 @@
         <w:tc>
           <w:tcPr>
             <w:tcW w:type="dxa" w:w="5043"/>
-            <w:shd w:fill="E8EDF2"/>
+            <w:shd w:fill="E8E8E8"/>
           </w:tcPr>
           <w:p>
             <w:r>
               <w:rPr>
                 <w:b/>
-                <w:color w:val="2C4A63"/>
+                <w:color w:val="111111"/>
                 <w:sz w:val="20"/>
               </w:rPr>
               <w:t>Attente</w:t>
@@ -2157,13 +2157,13 @@
         <w:tc>
           <w:tcPr>
             <w:tcW w:type="dxa" w:w="5043"/>
-            <w:shd w:fill="E8EDF2"/>
+            <w:shd w:fill="E8E8E8"/>
           </w:tcPr>
           <w:p>
             <w:r>
               <w:rPr>
                 <w:b/>
-                <w:color w:val="2C4A63"/>
+                <w:color w:val="111111"/>
                 <w:sz w:val="20"/>
               </w:rPr>
               <w:t>Exemple concret</w:t>
@@ -2330,7 +2330,7 @@
       <w:r>
         <w:rPr>
           <w:b/>
-          <w:color w:val="131A21"/>
+          <w:color w:val="1A1A1A"/>
           <w:sz w:val="21"/>
         </w:rPr>
         <w:t>Rédige d'abord ton brouillon ici, puis recopie-le dans la messagerie :</w:t>
@@ -2352,7 +2352,7 @@
         <w:tc>
           <w:tcPr>
             <w:tcW w:type="dxa" w:w="10086"/>
-            <w:shd w:fill="FAFBFC"/>
+            <w:shd w:fill="FAFAFA"/>
           </w:tcPr>
           <w:p>
             <w:pPr>
@@ -2466,7 +2466,7 @@
         <w:tc>
           <w:tcPr>
             <w:tcW w:type="dxa" w:w="10086"/>
-            <w:shd w:fill="FAFBFC"/>
+            <w:shd w:fill="FAFAFA"/>
           </w:tcPr>
           <w:p>
             <w:pPr>
@@ -2528,7 +2528,7 @@
         <w:tc>
           <w:tcPr>
             <w:tcW w:type="dxa" w:w="10086"/>
-            <w:shd w:fill="F1F4F7"/>
+            <w:shd w:fill="F2F2F2"/>
           </w:tcPr>
           <w:p>
             <w:pPr>
@@ -2537,7 +2537,7 @@
             <w:r>
               <w:rPr>
                 <w:b/>
-                <w:color w:val="2C4A63"/>
+                <w:color w:val="111111"/>
                 <w:sz w:val="20"/>
               </w:rPr>
               <w:t xml:space="preserve">Attention : </w:t>
@@ -2569,7 +2569,7 @@
         <w:rPr>
           <w:rFonts w:ascii="Consolas" w:hAnsi="Consolas"/>
           <w:b/>
-          <w:color w:val="B4530F"/>
+          <w:color w:val="595959"/>
           <w:sz w:val="19"/>
         </w:rPr>
         <w:t>ÉTAPE 6</w:t>
@@ -2583,7 +2583,7 @@
       <w:r>
         <w:rPr>
           <w:b/>
-          <w:color w:val="2C4A63"/>
+          <w:color w:val="111111"/>
           <w:sz w:val="30"/>
         </w:rPr>
         <w:t>Traiter la commande CMD-048213</w:t>
@@ -2596,7 +2596,7 @@
       <w:r>
         <w:rPr>
           <w:b w:val="0"/>
-          <w:color w:val="131A21"/>
+          <w:color w:val="1A1A1A"/>
           <w:sz w:val="22"/>
         </w:rPr>
         <w:t>Une nouvelle commande web vient d'arriver. Tu vas la traiter de bout en bout, comme dans un vrai entrepôt : l'enregistrer, contrôler le stock, préparer les articles, puis valider la sortie de stock.</w:t>
@@ -2611,7 +2611,7 @@
       <w:r>
         <w:rPr>
           <w:b/>
-          <w:color w:val="2C4A63"/>
+          <w:color w:val="111111"/>
           <w:sz w:val="22"/>
         </w:rPr>
         <w:t xml:space="preserve">1.  </w:t>
@@ -2632,7 +2632,7 @@
       <w:r>
         <w:rPr>
           <w:b/>
-          <w:color w:val="2C4A63"/>
+          <w:color w:val="111111"/>
           <w:sz w:val="22"/>
         </w:rPr>
         <w:t xml:space="preserve">2.  </w:t>
@@ -2653,7 +2653,7 @@
       <w:r>
         <w:rPr>
           <w:b/>
-          <w:color w:val="2C4A63"/>
+          <w:color w:val="111111"/>
           <w:sz w:val="22"/>
         </w:rPr>
         <w:t xml:space="preserve">3.  </w:t>
@@ -2673,7 +2673,7 @@
       <w:r>
         <w:rPr>
           <w:b/>
-          <w:color w:val="2C4A63"/>
+          <w:color w:val="111111"/>
           <w:sz w:val="22"/>
         </w:rPr>
         <w:t xml:space="preserve">4.  </w:t>
@@ -2693,7 +2693,7 @@
       <w:r>
         <w:rPr>
           <w:b/>
-          <w:color w:val="131A21"/>
+          <w:color w:val="1A1A1A"/>
           <w:sz w:val="21"/>
         </w:rPr>
         <w:t>Recopie ici ce que tu as trouvé pour chaque ligne, avant de valider :</w:t>
@@ -2716,7 +2716,7 @@
         <w:tc>
           <w:tcPr>
             <w:tcW w:type="dxa" w:w="2608"/>
-            <w:shd w:fill="E8EDF2"/>
+            <w:shd w:fill="E8E8E8"/>
           </w:tcPr>
           <w:p>
             <w:pPr>
@@ -2725,7 +2725,7 @@
             <w:r>
               <w:rPr>
                 <w:b/>
-                <w:color w:val="2C4A63"/>
+                <w:color w:val="111111"/>
                 <w:sz w:val="20"/>
               </w:rPr>
               <w:t>Référence</w:t>
@@ -2735,7 +2735,7 @@
         <w:tc>
           <w:tcPr>
             <w:tcW w:type="dxa" w:w="1474"/>
-            <w:shd w:fill="E8EDF2"/>
+            <w:shd w:fill="E8E8E8"/>
           </w:tcPr>
           <w:p>
             <w:pPr>
@@ -2744,7 +2744,7 @@
             <w:r>
               <w:rPr>
                 <w:b/>
-                <w:color w:val="2C4A63"/>
+                <w:color w:val="111111"/>
                 <w:sz w:val="20"/>
               </w:rPr>
               <w:t>Stock trouvé</w:t>
@@ -2754,7 +2754,7 @@
         <w:tc>
           <w:tcPr>
             <w:tcW w:type="dxa" w:w="1814"/>
-            <w:shd w:fill="E8EDF2"/>
+            <w:shd w:fill="E8E8E8"/>
           </w:tcPr>
           <w:p>
             <w:pPr>
@@ -2763,7 +2763,7 @@
             <w:r>
               <w:rPr>
                 <w:b/>
-                <w:color w:val="2C4A63"/>
+                <w:color w:val="111111"/>
                 <w:sz w:val="20"/>
               </w:rPr>
               <w:t>Emplacement</w:t>
@@ -2773,7 +2773,7 @@
         <w:tc>
           <w:tcPr>
             <w:tcW w:type="dxa" w:w="1474"/>
-            <w:shd w:fill="E8EDF2"/>
+            <w:shd w:fill="E8E8E8"/>
           </w:tcPr>
           <w:p>
             <w:pPr>
@@ -2782,7 +2782,7 @@
             <w:r>
               <w:rPr>
                 <w:b/>
-                <w:color w:val="2C4A63"/>
+                <w:color w:val="111111"/>
                 <w:sz w:val="20"/>
               </w:rPr>
               <w:t>À préparer</w:t>
@@ -2792,7 +2792,7 @@
         <w:tc>
           <w:tcPr>
             <w:tcW w:type="dxa" w:w="2268"/>
-            <w:shd w:fill="E8EDF2"/>
+            <w:shd w:fill="E8E8E8"/>
           </w:tcPr>
           <w:p>
             <w:pPr>
@@ -2801,7 +2801,7 @@
             <w:r>
               <w:rPr>
                 <w:b/>
-                <w:color w:val="2C4A63"/>
+                <w:color w:val="111111"/>
                 <w:sz w:val="20"/>
               </w:rPr>
               <w:t>Statut</w:t>
@@ -2937,7 +2937,7 @@
         <w:tc>
           <w:tcPr>
             <w:tcW w:type="dxa" w:w="10086"/>
-            <w:shd w:fill="FAFBFC"/>
+            <w:shd w:fill="FAFAFA"/>
           </w:tcPr>
           <w:p>
             <w:pPr>
@@ -2991,7 +2991,7 @@
         <w:tc>
           <w:tcPr>
             <w:tcW w:type="dxa" w:w="10086"/>
-            <w:shd w:fill="FAFBFC"/>
+            <w:shd w:fill="FAFAFA"/>
           </w:tcPr>
           <w:p>
             <w:pPr>
@@ -3034,7 +3034,7 @@
         <w:tc>
           <w:tcPr>
             <w:tcW w:type="dxa" w:w="10086"/>
-            <w:shd w:fill="FAFBFC"/>
+            <w:shd w:fill="FAFAFA"/>
           </w:tcPr>
           <w:p>
             <w:pPr>
@@ -3107,7 +3107,7 @@
         <w:tc>
           <w:tcPr>
             <w:tcW w:type="dxa" w:w="10086"/>
-            <w:shd w:fill="FAFBFC"/>
+            <w:shd w:fill="FAFAFA"/>
           </w:tcPr>
           <w:p>
             <w:pPr>
@@ -3150,7 +3150,7 @@
         <w:tc>
           <w:tcPr>
             <w:tcW w:type="dxa" w:w="10086"/>
-            <w:shd w:fill="FAFBFC"/>
+            <w:shd w:fill="FAFAFA"/>
           </w:tcPr>
           <w:p>
             <w:pPr>
@@ -3193,7 +3193,7 @@
         <w:tc>
           <w:tcPr>
             <w:tcW w:type="dxa" w:w="10086"/>
-            <w:shd w:fill="FAFBFC"/>
+            <w:shd w:fill="FAFAFA"/>
           </w:tcPr>
           <w:p>
             <w:pPr>
@@ -3255,7 +3255,7 @@
         <w:tc>
           <w:tcPr>
             <w:tcW w:type="dxa" w:w="10086"/>
-            <w:shd w:fill="F1F4F7"/>
+            <w:shd w:fill="F2F2F2"/>
           </w:tcPr>
           <w:p>
             <w:pPr>
@@ -3264,7 +3264,7 @@
             <w:r>
               <w:rPr>
                 <w:b/>
-                <w:color w:val="2C4A63"/>
+                <w:color w:val="111111"/>
                 <w:sz w:val="20"/>
               </w:rPr>
               <w:t xml:space="preserve">Une fois validé : </w:t>
@@ -3296,7 +3296,7 @@
         <w:rPr>
           <w:rFonts w:ascii="Consolas" w:hAnsi="Consolas"/>
           <w:b/>
-          <w:color w:val="B4530F"/>
+          <w:color w:val="595959"/>
           <w:sz w:val="19"/>
         </w:rPr>
         <w:t>ÉTAPE 7</w:t>
@@ -3310,7 +3310,7 @@
       <w:r>
         <w:rPr>
           <w:b/>
-          <w:color w:val="2C4A63"/>
+          <w:color w:val="111111"/>
           <w:sz w:val="30"/>
         </w:rPr>
         <w:t>Réapprovisionner un fournisseur</w:t>
@@ -3323,7 +3323,7 @@
       <w:r>
         <w:rPr>
           <w:b w:val="0"/>
-          <w:color w:val="131A21"/>
+          <w:color w:val="1A1A1A"/>
           <w:sz w:val="22"/>
         </w:rPr>
         <w:t>La référence PM-SUE-NR-40 est en rupture depuis la commande précédente. Tu vas commander de nouvelles paires au fournisseur, en respectant deux règles : ne pas dépasser le stock maximum de chaque référence, et atteindre le minimum de commande imposé par le fournisseur.</w:t>
@@ -3338,7 +3338,7 @@
       <w:r>
         <w:rPr>
           <w:b/>
-          <w:color w:val="2C4A63"/>
+          <w:color w:val="111111"/>
           <w:sz w:val="22"/>
         </w:rPr>
         <w:t xml:space="preserve">1.  </w:t>
@@ -3359,7 +3359,7 @@
       <w:r>
         <w:rPr>
           <w:b/>
-          <w:color w:val="2C4A63"/>
+          <w:color w:val="111111"/>
           <w:sz w:val="22"/>
         </w:rPr>
         <w:t xml:space="preserve">2.  </w:t>
@@ -3380,7 +3380,7 @@
       <w:r>
         <w:rPr>
           <w:b/>
-          <w:color w:val="2C4A63"/>
+          <w:color w:val="111111"/>
           <w:sz w:val="22"/>
         </w:rPr>
         <w:t xml:space="preserve">3.  </w:t>
@@ -3401,7 +3401,7 @@
       <w:r>
         <w:rPr>
           <w:b/>
-          <w:color w:val="2C4A63"/>
+          <w:color w:val="111111"/>
           <w:sz w:val="22"/>
         </w:rPr>
         <w:t xml:space="preserve">4.  </w:t>
@@ -3422,7 +3422,7 @@
       <w:r>
         <w:rPr>
           <w:b/>
-          <w:color w:val="2C4A63"/>
+          <w:color w:val="111111"/>
           <w:sz w:val="22"/>
         </w:rPr>
         <w:t xml:space="preserve">5.  </w:t>
@@ -3442,7 +3442,7 @@
       <w:r>
         <w:rPr>
           <w:b/>
-          <w:color w:val="2C4A63"/>
+          <w:color w:val="111111"/>
           <w:sz w:val="22"/>
         </w:rPr>
         <w:t xml:space="preserve">6.  </w:t>
@@ -3462,7 +3462,7 @@
       <w:r>
         <w:rPr>
           <w:b/>
-          <w:color w:val="131A21"/>
+          <w:color w:val="1A1A1A"/>
           <w:sz w:val="21"/>
         </w:rPr>
         <w:t>Note ici ton calcul :</w:t>
@@ -3485,7 +3485,7 @@
         <w:tc>
           <w:tcPr>
             <w:tcW w:type="dxa" w:w="2608"/>
-            <w:shd w:fill="E8EDF2"/>
+            <w:shd w:fill="E8E8E8"/>
           </w:tcPr>
           <w:p>
             <w:pPr>
@@ -3494,7 +3494,7 @@
             <w:r>
               <w:rPr>
                 <w:b/>
-                <w:color w:val="2C4A63"/>
+                <w:color w:val="111111"/>
                 <w:sz w:val="20"/>
               </w:rPr>
               <w:t>Référence</w:t>
@@ -3504,7 +3504,7 @@
         <w:tc>
           <w:tcPr>
             <w:tcW w:type="dxa" w:w="1587"/>
-            <w:shd w:fill="E8EDF2"/>
+            <w:shd w:fill="E8E8E8"/>
           </w:tcPr>
           <w:p>
             <w:pPr>
@@ -3513,7 +3513,7 @@
             <w:r>
               <w:rPr>
                 <w:b/>
-                <w:color w:val="2C4A63"/>
+                <w:color w:val="111111"/>
                 <w:sz w:val="20"/>
               </w:rPr>
               <w:t>Stock actuel</w:t>
@@ -3523,7 +3523,7 @@
         <w:tc>
           <w:tcPr>
             <w:tcW w:type="dxa" w:w="1134"/>
-            <w:shd w:fill="E8EDF2"/>
+            <w:shd w:fill="E8E8E8"/>
           </w:tcPr>
           <w:p>
             <w:pPr>
@@ -3532,7 +3532,7 @@
             <w:r>
               <w:rPr>
                 <w:b/>
-                <w:color w:val="2C4A63"/>
+                <w:color w:val="111111"/>
                 <w:sz w:val="20"/>
               </w:rPr>
               <w:t>Seuil</w:t>
@@ -3542,7 +3542,7 @@
         <w:tc>
           <w:tcPr>
             <w:tcW w:type="dxa" w:w="1814"/>
-            <w:shd w:fill="E8EDF2"/>
+            <w:shd w:fill="E8E8E8"/>
           </w:tcPr>
           <w:p>
             <w:pPr>
@@ -3551,7 +3551,7 @@
             <w:r>
               <w:rPr>
                 <w:b/>
-                <w:color w:val="2C4A63"/>
+                <w:color w:val="111111"/>
                 <w:sz w:val="20"/>
               </w:rPr>
               <w:t>Stock maximum</w:t>
@@ -3561,7 +3561,7 @@
         <w:tc>
           <w:tcPr>
             <w:tcW w:type="dxa" w:w="2494"/>
-            <w:shd w:fill="E8EDF2"/>
+            <w:shd w:fill="E8E8E8"/>
           </w:tcPr>
           <w:p>
             <w:pPr>
@@ -3570,7 +3570,7 @@
             <w:r>
               <w:rPr>
                 <w:b/>
-                <w:color w:val="2C4A63"/>
+                <w:color w:val="111111"/>
                 <w:sz w:val="20"/>
               </w:rPr>
               <w:t>Quantité à commander</w:t>
@@ -3706,7 +3706,7 @@
         <w:tc>
           <w:tcPr>
             <w:tcW w:type="dxa" w:w="10086"/>
-            <w:shd w:fill="FAFBFC"/>
+            <w:shd w:fill="FAFAFA"/>
           </w:tcPr>
           <w:p>
             <w:pPr>
@@ -3749,7 +3749,7 @@
         <w:tc>
           <w:tcPr>
             <w:tcW w:type="dxa" w:w="10086"/>
-            <w:shd w:fill="FAFBFC"/>
+            <w:shd w:fill="FAFAFA"/>
           </w:tcPr>
           <w:p>
             <w:pPr>
@@ -3822,7 +3822,7 @@
         <w:tc>
           <w:tcPr>
             <w:tcW w:type="dxa" w:w="10086"/>
-            <w:shd w:fill="FAFBFC"/>
+            <w:shd w:fill="FAFAFA"/>
           </w:tcPr>
           <w:p>
             <w:pPr>
@@ -3865,7 +3865,7 @@
         <w:tc>
           <w:tcPr>
             <w:tcW w:type="dxa" w:w="10086"/>
-            <w:shd w:fill="FAFBFC"/>
+            <w:shd w:fill="FAFAFA"/>
           </w:tcPr>
           <w:p>
             <w:pPr>
@@ -3908,7 +3908,7 @@
         <w:tc>
           <w:tcPr>
             <w:tcW w:type="dxa" w:w="10086"/>
-            <w:shd w:fill="FAFBFC"/>
+            <w:shd w:fill="FAFAFA"/>
           </w:tcPr>
           <w:p>
             <w:pPr>
@@ -3951,7 +3951,7 @@
         <w:tc>
           <w:tcPr>
             <w:tcW w:type="dxa" w:w="10086"/>
-            <w:shd w:fill="FAFBFC"/>
+            <w:shd w:fill="FAFAFA"/>
           </w:tcPr>
           <w:p>
             <w:pPr>
@@ -4013,7 +4013,7 @@
         <w:tc>
           <w:tcPr>
             <w:tcW w:type="dxa" w:w="10086"/>
-            <w:shd w:fill="F1F4F7"/>
+            <w:shd w:fill="F2F2F2"/>
           </w:tcPr>
           <w:p>
             <w:pPr>
@@ -4022,7 +4022,7 @@
             <w:r>
               <w:rPr>
                 <w:b/>
-                <w:color w:val="2C4A63"/>
+                <w:color w:val="111111"/>
                 <w:sz w:val="20"/>
               </w:rPr>
               <w:t xml:space="preserve">Si le minimum n'est pas atteint : </w:t>
@@ -4420,7 +4420,7 @@
     </w:pPr>
     <w:rPr>
       <w:rFonts w:ascii="Calibri" w:hAnsi="Calibri" w:eastAsia="Calibri"/>
-      <w:color w:val="131A21"/>
+      <w:color w:val="1A1A1A"/>
       <w:sz w:val="22"/>
     </w:rPr>
   </w:style>
